--- a/Reactivos_por_Dimension/15_Incumplimiento_de_Normas.docx
+++ b/Reactivos_por_Dimension/15_Incumplimiento_de_Normas.docx
@@ -77,7 +77,7 @@
         <w:spacing w:after="150" w:before="300"/>
       </w:pPr>
       <w:r>
-        <w:t xml:space="preserve">Reactivos de la dimensión 15. Incumplimiento de Normas (3 reactivos)</w:t>
+        <w:t xml:space="preserve">Reactivos de la dimensión 15. Incumplimiento de Normas (10 reactivos)</w:t>
       </w:r>
     </w:p>
     <w:p>
@@ -86,7 +86,7 @@
         <w:spacing w:after="100" w:before="200"/>
       </w:pPr>
       <w:r>
-        <w:t xml:space="preserve">R055 — Actitud favorable a saltarse reglas convenientes</w:t>
+        <w:t xml:space="preserve">R141 — Opinión/Actitud — indicador 1 (Actitud favorable hacia "saltarse" reglas cuando resulta conveniente.)</w:t>
       </w:r>
     </w:p>
     <w:p>
@@ -131,7 +131,7 @@
         <w:t xml:space="preserve">Pregunta completa (variante base): </w:t>
       </w:r>
       <w:r>
-        <w:t xml:space="preserve">¿Qué tan de acuerdo estás con la siguiente idea: 'Está bien no seguir una regla si en ese momento resulta más conveniente para mí y el riesgo de que me descubran es bajo'?</w:t>
+        <w:t xml:space="preserve">¿Qué tan de acuerdo estás con la siguiente idea: "Está bien no seguir una regla si en ese momento resulta más conveniente y el riesgo de que lo descubran a uno es bajo"?</w:t>
       </w:r>
     </w:p>
     <w:p>
@@ -152,34 +152,43 @@
         <w:ind w:left="200"/>
       </w:pPr>
       <w:r>
-        <w:t xml:space="preserve">Variante 1 (base): ¿Qué tan de acuerdo estás con la siguiente idea: 'Está bien no seguir una regla si en ese momento resulta más conveniente para mí y el riesgo de que me descubran es bajo'?</w:t>
-      </w:r>
-    </w:p>
-    <w:p>
-      <w:pPr>
-        <w:spacing w:after="60"/>
-        <w:ind w:left="200"/>
-      </w:pPr>
-      <w:r>
-        <w:t xml:space="preserve">Variante 2: En el último año, ¿cuántas veces te pasaste una señal de tránsito o un límite de velocidad a propósito porque tenías prisa?</w:t>
-      </w:r>
-    </w:p>
-    <w:p>
-      <w:pPr>
-        <w:spacing w:after="60"/>
-        <w:ind w:left="200"/>
-      </w:pPr>
-      <w:r>
-        <w:t xml:space="preserve">Variante 3: En el último año, ¿cuántas veces ignoraste deliberadamente un reglamento o protocolo interno del trabajo porque te parecía innecesario?</w:t>
-      </w:r>
-    </w:p>
-    <w:p>
-      <w:pPr>
-        <w:spacing w:after="60"/>
-        <w:ind w:left="200"/>
-      </w:pPr>
-      <w:r>
-        <w:t xml:space="preserve">Variante 4: En el último año, ¿cuántas veces te saltaste una fila o un turno establecido porque sentías que tu situación era más urgente que la de los demás?</w:t>
+        <w:t xml:space="preserve">Variante 1 (base): ¿Qué tan de acuerdo estás con la siguiente idea: "Está bien no seguir una regla si en ese momento resulta más conveniente y el riesgo de que lo descubran a uno es bajo"?</w:t>
+      </w:r>
+    </w:p>
+    <w:p>
+      <w:pPr>
+        <w:spacing w:after="60"/>
+        <w:ind w:left="200"/>
+      </w:pPr>
+      <w:r>
+        <w:t xml:space="preserve">Variante 2: En términos generales, ¿qué tan de acuerdo o en desacuerdo estás con esta afirmación: "Está bien no seguir una regla si en ese momento resulta más conveniente y el riesgo de que lo descubran a uno es bajo"?</w:t>
+      </w:r>
+    </w:p>
+    <w:p>
+      <w:pPr>
+        <w:spacing w:after="60"/>
+        <w:ind w:left="200"/>
+      </w:pPr>
+      <w:r>
+        <w:t xml:space="preserve">Variante 3: Lee la siguiente frase e indica tu nivel de acuerdo: "Está bien no seguir una regla si en ese momento resulta más conveniente y el riesgo de que lo descubran a uno es bajo".</w:t>
+      </w:r>
+    </w:p>
+    <w:p>
+      <w:pPr>
+        <w:spacing w:after="60"/>
+        <w:ind w:left="200"/>
+      </w:pPr>
+      <w:r>
+        <w:t xml:space="preserve">Variante 4: ¿Hasta qué punto compartes esta forma de pensar: "Está bien no seguir una regla si en ese momento resulta más conveniente y el riesgo de que lo descubran a uno es bajo"?</w:t>
+      </w:r>
+    </w:p>
+    <w:p>
+      <w:pPr>
+        <w:spacing w:after="60"/>
+        <w:ind w:left="200"/>
+      </w:pPr>
+      <w:r>
+        <w:t xml:space="preserve">Variante 5: Marca qué tan de acuerdo estás con la siguiente idea: "Está bien no seguir una regla si en ese momento resulta más conveniente y el riesgo de que lo descubran a uno es bajo".</w:t>
       </w:r>
     </w:p>
     <w:p>
@@ -254,7 +263,7 @@
         <w:t xml:space="preserve">Reactivos de contraste (par espejo): </w:t>
       </w:r>
       <w:r>
-        <w:t xml:space="preserve">No aplica (las dimensiones Contextuales no tienen par espejo obligatorio, Fase 2 Sección 6).</w:t>
+        <w:t xml:space="preserve">R142 (par espejo 1 de la dimensión)</w:t>
       </w:r>
     </w:p>
     <w:p>
@@ -268,7 +277,7 @@
         <w:spacing w:after="100" w:before="200"/>
       </w:pPr>
       <w:r>
-        <w:t xml:space="preserve">R056 — Frecuencia declarada de infracciones menores</w:t>
+        <w:t xml:space="preserve">R142 — Intención futura — indicador 1 (Actitud favorable hacia "saltarse" reglas cuando resulta conveniente.)</w:t>
       </w:r>
     </w:p>
     <w:p>
@@ -283,7 +292,7 @@
         <w:t xml:space="preserve">Tipo de reactivo: </w:t>
       </w:r>
       <w:r>
-        <w:t xml:space="preserve">3-Involucramiento pasado</w:t>
+        <w:t xml:space="preserve">6-Intención futura</w:t>
       </w:r>
     </w:p>
     <w:p>
@@ -298,7 +307,7 @@
         <w:t xml:space="preserve">Indicador conductual (Fase 1): </w:t>
       </w:r>
       <w:r>
-        <w:t xml:space="preserve">Frecuencia declarada de infracciones menores (tránsito, reglamentos internos, normas de convivencia).</w:t>
+        <w:t xml:space="preserve">Actitud favorable hacia "saltarse" reglas cuando resulta conveniente.</w:t>
       </w:r>
     </w:p>
     <w:p>
@@ -313,7 +322,7 @@
         <w:t xml:space="preserve">Pregunta completa (variante base): </w:t>
       </w:r>
       <w:r>
-        <w:t xml:space="preserve">En el último año, ¿cuántas veces incumpliste deliberadamente una norma de tránsito, un reglamento interno o una norma de convivencia, sabiendo que lo estabas haciendo?</w:t>
+        <w:t xml:space="preserve">Si una regla te resultara inconveniente en un momento particular, ¿qué tan de acuerdo estás con que la seguirías cumpliendo de todas formas?</w:t>
       </w:r>
     </w:p>
     <w:p>
@@ -334,34 +343,43 @@
         <w:ind w:left="200"/>
       </w:pPr>
       <w:r>
-        <w:t xml:space="preserve">Variante 1 (base): En el último año, ¿cuántas veces incumpliste deliberadamente una norma de tránsito, un reglamento interno o una norma de convivencia, sabiendo que lo estabas haciendo?</w:t>
-      </w:r>
-    </w:p>
-    <w:p>
-      <w:pPr>
-        <w:spacing w:after="60"/>
-        <w:ind w:left="200"/>
-      </w:pPr>
-      <w:r>
-        <w:t xml:space="preserve">Variante 2: ¿Qué tan de acuerdo estás con la siguiente idea: 'Si una norma de tránsito me parece exagerada, no pasa nada por no seguirla cuando no hay nadie vigilando'?</w:t>
-      </w:r>
-    </w:p>
-    <w:p>
-      <w:pPr>
-        <w:spacing w:after="60"/>
-        <w:ind w:left="200"/>
-      </w:pPr>
-      <w:r>
-        <w:t xml:space="preserve">Variante 3: ¿Qué tan de acuerdo estás con la siguiente idea: 'Los reglamentos internos de una empresa están hechos para situaciones generales, así que está bien ignorarlos cuando a uno no le aplican'?</w:t>
-      </w:r>
-    </w:p>
-    <w:p>
-      <w:pPr>
-        <w:spacing w:after="60"/>
-        <w:ind w:left="200"/>
-      </w:pPr>
-      <w:r>
-        <w:t xml:space="preserve">Variante 4: ¿Qué tan de acuerdo estás con la siguiente idea: 'Las normas de convivencia (filas, turnos, horarios) se pueden pasar por alto si uno tiene una buena razón personal'?</w:t>
+        <w:t xml:space="preserve">Variante 1 (base): Si una regla te resultara inconveniente en un momento particular, ¿qué tan de acuerdo estás con que la seguirías cumpliendo de todas formas?</w:t>
+      </w:r>
+    </w:p>
+    <w:p>
+      <w:pPr>
+        <w:spacing w:after="60"/>
+        <w:ind w:left="200"/>
+      </w:pPr>
+      <w:r>
+        <w:t xml:space="preserve">Variante 2: Imagina que una regla te resultara inconveniente en un momento particular. ¿Qué tan de acuerdo estás con que la seguirías cumpliendo de todas formas?</w:t>
+      </w:r>
+    </w:p>
+    <w:p>
+      <w:pPr>
+        <w:spacing w:after="60"/>
+        <w:ind w:left="200"/>
+      </w:pPr>
+      <w:r>
+        <w:t xml:space="preserve">Variante 3: Ante esta situación: una regla te resultara inconveniente en un momento particular, ¿qué tan de acuerdo estás con que la seguirías cumpliendo de todas formas?</w:t>
+      </w:r>
+    </w:p>
+    <w:p>
+      <w:pPr>
+        <w:spacing w:after="60"/>
+        <w:ind w:left="200"/>
+      </w:pPr>
+      <w:r>
+        <w:t xml:space="preserve">Variante 4: Supón que una regla te resultara inconveniente en un momento particular. ¿Qué tan de acuerdo estás en que la seguirías cumpliendo de todas formas?</w:t>
+      </w:r>
+    </w:p>
+    <w:p>
+      <w:pPr>
+        <w:spacing w:after="60"/>
+        <w:ind w:left="200"/>
+      </w:pPr>
+      <w:r>
+        <w:t xml:space="preserve">Variante 5: Una regla te resultara inconveniente en un momento particular. ¿Qué tan de acuerdo estás con que la seguirías cumpliendo de todas formas?</w:t>
       </w:r>
     </w:p>
     <w:p>
@@ -376,7 +394,7 @@
         <w:t xml:space="preserve">Opciones de respuesta y valor de cada una: </w:t>
       </w:r>
       <w:r>
-        <w:t xml:space="preserve">Ninguna vez (0) / Una vez (1) / Pocas veces (2) / Varias veces (3) / Muchas veces o de forma habitual (4)</w:t>
+        <w:t xml:space="preserve">Totalmente en desacuerdo (0) / En desacuerdo (1) / Algo de acuerdo (2) / De acuerdo (3) / Totalmente de acuerdo (4)</w:t>
       </w:r>
     </w:p>
     <w:p>
@@ -391,7 +409,7 @@
         <w:t xml:space="preserve">Dirección: </w:t>
       </w:r>
       <w:r>
-        <w:t xml:space="preserve">Directo</w:t>
+        <w:t xml:space="preserve">Inverso</w:t>
       </w:r>
     </w:p>
     <w:p>
@@ -406,7 +424,7 @@
         <w:t xml:space="preserve">Respuesta de menor riesgo: </w:t>
       </w:r>
       <w:r>
-        <w:t xml:space="preserve">Ninguna vez (valor 0)</w:t>
+        <w:t xml:space="preserve">Totalmente de acuerdo (valor 4)</w:t>
       </w:r>
     </w:p>
     <w:p>
@@ -421,7 +439,7 @@
         <w:t xml:space="preserve">Valor psicométrico (cómo se transforma la respuesta cruda): </w:t>
       </w:r>
       <w:r>
-        <w:t xml:space="preserve">Escala 0-4 según el orden de las opciones listado arriba; reactivo directo, sin inversión.</w:t>
+        <w:t xml:space="preserve">Escala 0-4 según el orden de las opciones listado arriba; reactivo inverso: el valor de reactivo se calcula como 4 menos la respuesta cruda.</w:t>
       </w:r>
     </w:p>
     <w:p>
@@ -436,7 +454,7 @@
         <w:t xml:space="preserve">Reactivos de contraste (par espejo): </w:t>
       </w:r>
       <w:r>
-        <w:t xml:space="preserve">No aplica (las dimensiones Contextuales no tienen par espejo obligatorio, Fase 2 Sección 6).</w:t>
+        <w:t xml:space="preserve">R141 (par espejo 1 de la dimensión)</w:t>
       </w:r>
     </w:p>
     <w:p>
@@ -450,7 +468,7 @@
         <w:spacing w:after="100" w:before="200"/>
       </w:pPr>
       <w:r>
-        <w:t xml:space="preserve">R057 — Percepción de sanción por incumplir normas</w:t>
+        <w:t xml:space="preserve">R143 — Involucramiento pasado — indicador 2 (Justificación del incumplimiento normativo cuando la norma "no tiene s…)</w:t>
       </w:r>
     </w:p>
     <w:p>
@@ -465,6 +483,388 @@
         <w:t xml:space="preserve">Tipo de reactivo: </w:t>
       </w:r>
       <w:r>
+        <w:t xml:space="preserve">3-Involucramiento pasado</w:t>
+      </w:r>
+    </w:p>
+    <w:p>
+      <w:pPr>
+        <w:spacing w:after="90"/>
+      </w:pPr>
+      <w:r>
+        <w:rPr>
+          <w:b/>
+          <w:bCs/>
+        </w:rPr>
+        <w:t xml:space="preserve">Indicador conductual (Fase 1): </w:t>
+      </w:r>
+      <w:r>
+        <w:t xml:space="preserve">Justificación del incumplimiento normativo cuando la norma "no tiene sentido" para la persona.</w:t>
+      </w:r>
+    </w:p>
+    <w:p>
+      <w:pPr>
+        <w:spacing w:after="90"/>
+      </w:pPr>
+      <w:r>
+        <w:rPr>
+          <w:b/>
+          <w:bCs/>
+        </w:rPr>
+        <w:t xml:space="preserve">Pregunta completa (variante base): </w:t>
+      </w:r>
+      <w:r>
+        <w:t xml:space="preserve">En tu último año de actividad laboral, ¿cuántas veces incumpliste una norma de tránsito, un reglamento interno o una norma de convivencia que conocías, porque en ese momento te pareció razonable hacerlo?</w:t>
+      </w:r>
+    </w:p>
+    <w:p>
+      <w:pPr>
+        <w:spacing w:after="60"/>
+      </w:pPr>
+      <w:r>
+        <w:rPr>
+          <w:b/>
+          <w:bCs/>
+        </w:rPr>
+        <w:t xml:space="preserve">Variantes de redacción (se muestra 1 al azar por aplicación):</w:t>
+      </w:r>
+    </w:p>
+    <w:p>
+      <w:pPr>
+        <w:spacing w:after="60"/>
+        <w:ind w:left="200"/>
+      </w:pPr>
+      <w:r>
+        <w:t xml:space="preserve">Variante 1 (base): En tu último año de actividad laboral, ¿cuántas veces incumpliste una norma de tránsito, un reglamento interno o una norma de convivencia que conocías, porque en ese momento te pareció razonable hacerlo?</w:t>
+      </w:r>
+    </w:p>
+    <w:p>
+      <w:pPr>
+        <w:spacing w:after="60"/>
+        <w:ind w:left="200"/>
+      </w:pPr>
+      <w:r>
+        <w:t xml:space="preserve">Variante 2: Pensando en los últimos 12 meses, ¿cuántas veces incumpliste una norma de tránsito, un reglamento interno o una norma de convivencia que conocías, porque en ese momento te pareció razonable hacerlo?</w:t>
+      </w:r>
+    </w:p>
+    <w:p>
+      <w:pPr>
+        <w:spacing w:after="60"/>
+        <w:ind w:left="200"/>
+      </w:pPr>
+      <w:r>
+        <w:t xml:space="preserve">Variante 3: ¿Con qué frecuencia, en tu historial reciente, incumpliste una norma de tránsito, un reglamento interno o una norma de convivencia que conocías, porque en ese momento te pareció razonable hacerlo?</w:t>
+      </w:r>
+    </w:p>
+    <w:p>
+      <w:pPr>
+        <w:spacing w:after="60"/>
+        <w:ind w:left="200"/>
+      </w:pPr>
+      <w:r>
+        <w:t xml:space="preserve">Variante 4: En el último año, ¿cuántas veces te ha ocurrido que incumpliste una norma de tránsito, un reglamento interno o una norma de convivencia que conocías, porque en ese momento te pareció razonable hacerlo?</w:t>
+      </w:r>
+    </w:p>
+    <w:p>
+      <w:pPr>
+        <w:spacing w:after="60"/>
+        <w:ind w:left="200"/>
+      </w:pPr>
+      <w:r>
+        <w:t xml:space="preserve">Variante 5: Durante el último año, ¿cuántas veces incumpliste una norma de tránsito, un reglamento interno o una norma de convivencia que conocías, porque en ese momento te pareció razonable hacerlo?</w:t>
+      </w:r>
+    </w:p>
+    <w:p>
+      <w:pPr>
+        <w:spacing w:after="90"/>
+      </w:pPr>
+      <w:r>
+        <w:rPr>
+          <w:b/>
+          <w:bCs/>
+        </w:rPr>
+        <w:t xml:space="preserve">Opciones de respuesta y valor de cada una: </w:t>
+      </w:r>
+      <w:r>
+        <w:t xml:space="preserve">Ninguna vez (0) / Una vez (1) / Pocas veces (2) / Varias veces (3) / Muchas veces o de forma habitual (4)</w:t>
+      </w:r>
+    </w:p>
+    <w:p>
+      <w:pPr>
+        <w:spacing w:after="90"/>
+      </w:pPr>
+      <w:r>
+        <w:rPr>
+          <w:b/>
+          <w:bCs/>
+        </w:rPr>
+        <w:t xml:space="preserve">Dirección: </w:t>
+      </w:r>
+      <w:r>
+        <w:t xml:space="preserve">Directo</w:t>
+      </w:r>
+    </w:p>
+    <w:p>
+      <w:pPr>
+        <w:spacing w:after="90"/>
+      </w:pPr>
+      <w:r>
+        <w:rPr>
+          <w:b/>
+          <w:bCs/>
+        </w:rPr>
+        <w:t xml:space="preserve">Respuesta de menor riesgo: </w:t>
+      </w:r>
+      <w:r>
+        <w:t xml:space="preserve">Ninguna vez (valor 0)</w:t>
+      </w:r>
+    </w:p>
+    <w:p>
+      <w:pPr>
+        <w:spacing w:after="90"/>
+      </w:pPr>
+      <w:r>
+        <w:rPr>
+          <w:b/>
+          <w:bCs/>
+        </w:rPr>
+        <w:t xml:space="preserve">Valor psicométrico (cómo se transforma la respuesta cruda): </w:t>
+      </w:r>
+      <w:r>
+        <w:t xml:space="preserve">Escala 0-4 según el orden de las opciones listado arriba; reactivo directo, sin inversión.</w:t>
+      </w:r>
+    </w:p>
+    <w:p>
+      <w:pPr>
+        <w:spacing w:after="90"/>
+      </w:pPr>
+      <w:r>
+        <w:rPr>
+          <w:b/>
+          <w:bCs/>
+        </w:rPr>
+        <w:t xml:space="preserve">Reactivos de contraste (par espejo): </w:t>
+      </w:r>
+      <w:r>
+        <w:t xml:space="preserve">R144 (par espejo 2 de la dimensión)</w:t>
+      </w:r>
+    </w:p>
+    <w:p>
+      <w:pPr>
+        <w:spacing w:after="100"/>
+      </w:pPr>
+    </w:p>
+    <w:p>
+      <w:pPr>
+        <w:pStyle w:val="Heading3"/>
+        <w:spacing w:after="100" w:before="200"/>
+      </w:pPr>
+      <w:r>
+        <w:t xml:space="preserve">R144 — Escenario/dilema — indicador 2 (Justificación del incumplimiento normativo cuando la norma "no tiene s…)</w:t>
+      </w:r>
+    </w:p>
+    <w:p>
+      <w:pPr>
+        <w:spacing w:after="90"/>
+      </w:pPr>
+      <w:r>
+        <w:rPr>
+          <w:b/>
+          <w:bCs/>
+        </w:rPr>
+        <w:t xml:space="preserve">Tipo de reactivo: </w:t>
+      </w:r>
+      <w:r>
+        <w:t xml:space="preserve">4-Escenario/dilema</w:t>
+      </w:r>
+    </w:p>
+    <w:p>
+      <w:pPr>
+        <w:spacing w:after="90"/>
+      </w:pPr>
+      <w:r>
+        <w:rPr>
+          <w:b/>
+          <w:bCs/>
+        </w:rPr>
+        <w:t xml:space="preserve">Indicador conductual (Fase 1): </w:t>
+      </w:r>
+      <w:r>
+        <w:t xml:space="preserve">Justificación del incumplimiento normativo cuando la norma "no tiene sentido" para la persona.</w:t>
+      </w:r>
+    </w:p>
+    <w:p>
+      <w:pPr>
+        <w:spacing w:after="90"/>
+      </w:pPr>
+      <w:r>
+        <w:rPr>
+          <w:b/>
+          <w:bCs/>
+        </w:rPr>
+        <w:t xml:space="preserve">Pregunta completa (variante base): </w:t>
+      </w:r>
+      <w:r>
+        <w:t xml:space="preserve">Imagina que una norma te parece que no tiene mucho sentido en tu situación particular, aunque sigue vigente para todos. ¿Qué tan probable es que decidas no cumplirla por esa razón?</w:t>
+      </w:r>
+    </w:p>
+    <w:p>
+      <w:pPr>
+        <w:spacing w:after="60"/>
+      </w:pPr>
+      <w:r>
+        <w:rPr>
+          <w:b/>
+          <w:bCs/>
+        </w:rPr>
+        <w:t xml:space="preserve">Variantes de redacción (se muestra 1 al azar por aplicación):</w:t>
+      </w:r>
+    </w:p>
+    <w:p>
+      <w:pPr>
+        <w:spacing w:after="60"/>
+        <w:ind w:left="200"/>
+      </w:pPr>
+      <w:r>
+        <w:t xml:space="preserve">Variante 1 (base): Imagina que una norma te parece que no tiene mucho sentido en tu situación particular, aunque sigue vigente para todos. ¿Qué tan probable es que decidas no cumplirla por esa razón?</w:t>
+      </w:r>
+    </w:p>
+    <w:p>
+      <w:pPr>
+        <w:spacing w:after="60"/>
+        <w:ind w:left="200"/>
+      </w:pPr>
+      <w:r>
+        <w:t xml:space="preserve">Variante 2: Supón que una norma te parece que no tiene mucho sentido en tu situación particular, aunque sigue vigente para todos. ¿Qué tan probable es que decidas no cumplirla por esa razón?</w:t>
+      </w:r>
+    </w:p>
+    <w:p>
+      <w:pPr>
+        <w:spacing w:after="60"/>
+        <w:ind w:left="200"/>
+      </w:pPr>
+      <w:r>
+        <w:t xml:space="preserve">Variante 3: Piensa en la siguiente situación: una norma te parece que no tiene mucho sentido en tu situación particular, aunque sigue vigente para todos. ¿Qué tan probable es que decidas no cumplirla por esa razón?</w:t>
+      </w:r>
+    </w:p>
+    <w:p>
+      <w:pPr>
+        <w:spacing w:after="60"/>
+        <w:ind w:left="200"/>
+      </w:pPr>
+      <w:r>
+        <w:t xml:space="preserve">Variante 4: Si te encontraras en esta situación: una norma te parece que no tiene mucho sentido en tu situación particular, aunque sigue vigente para todos, ¿qué tan probable es que decidas no cumplirla por esa razón?</w:t>
+      </w:r>
+    </w:p>
+    <w:p>
+      <w:pPr>
+        <w:spacing w:after="60"/>
+        <w:ind w:left="200"/>
+      </w:pPr>
+      <w:r>
+        <w:t xml:space="preserve">Variante 5: Una norma te parece que no tiene mucho sentido en tu situación particular, aunque sigue vigente para todos. ¿Qué tan probable dirías que es que decidas no cumplirla por esa razón?</w:t>
+      </w:r>
+    </w:p>
+    <w:p>
+      <w:pPr>
+        <w:spacing w:after="90"/>
+      </w:pPr>
+      <w:r>
+        <w:rPr>
+          <w:b/>
+          <w:bCs/>
+        </w:rPr>
+        <w:t xml:space="preserve">Opciones de respuesta y valor de cada una: </w:t>
+      </w:r>
+      <w:r>
+        <w:t xml:space="preserve">Nada probable (0) / Poco probable (1) / Algo probable (2) / Muy probable (3)</w:t>
+      </w:r>
+    </w:p>
+    <w:p>
+      <w:pPr>
+        <w:spacing w:after="90"/>
+      </w:pPr>
+      <w:r>
+        <w:rPr>
+          <w:b/>
+          <w:bCs/>
+        </w:rPr>
+        <w:t xml:space="preserve">Dirección: </w:t>
+      </w:r>
+      <w:r>
+        <w:t xml:space="preserve">Directo</w:t>
+      </w:r>
+    </w:p>
+    <w:p>
+      <w:pPr>
+        <w:spacing w:after="90"/>
+      </w:pPr>
+      <w:r>
+        <w:rPr>
+          <w:b/>
+          <w:bCs/>
+        </w:rPr>
+        <w:t xml:space="preserve">Respuesta de menor riesgo: </w:t>
+      </w:r>
+      <w:r>
+        <w:t xml:space="preserve">Nada probable (valor 0)</w:t>
+      </w:r>
+    </w:p>
+    <w:p>
+      <w:pPr>
+        <w:spacing w:after="90"/>
+      </w:pPr>
+      <w:r>
+        <w:rPr>
+          <w:b/>
+          <w:bCs/>
+        </w:rPr>
+        <w:t xml:space="preserve">Valor psicométrico (cómo se transforma la respuesta cruda): </w:t>
+      </w:r>
+      <w:r>
+        <w:t xml:space="preserve">Escala 0-3 según el orden de las opciones listado arriba; reactivo directo, sin inversión.</w:t>
+      </w:r>
+    </w:p>
+    <w:p>
+      <w:pPr>
+        <w:spacing w:after="90"/>
+      </w:pPr>
+      <w:r>
+        <w:rPr>
+          <w:b/>
+          <w:bCs/>
+        </w:rPr>
+        <w:t xml:space="preserve">Reactivos de contraste (par espejo): </w:t>
+      </w:r>
+      <w:r>
+        <w:t xml:space="preserve">R143 (par espejo 2 de la dimensión)</w:t>
+      </w:r>
+    </w:p>
+    <w:p>
+      <w:pPr>
+        <w:spacing w:after="100"/>
+      </w:pPr>
+    </w:p>
+    <w:p>
+      <w:pPr>
+        <w:pStyle w:val="Heading3"/>
+        <w:spacing w:after="100" w:before="200"/>
+      </w:pPr>
+      <w:r>
+        <w:t xml:space="preserve">R145 — Percepción de terceros — indicador 3 (Frecuencia declarada de infracciones menores (tránsito, reglamentos in…)</w:t>
+      </w:r>
+    </w:p>
+    <w:p>
+      <w:pPr>
+        <w:spacing w:after="90"/>
+      </w:pPr>
+      <w:r>
+        <w:rPr>
+          <w:b/>
+          <w:bCs/>
+        </w:rPr>
+        <w:t xml:space="preserve">Tipo de reactivo: </w:t>
+      </w:r>
+      <w:r>
         <w:t xml:space="preserve">2-Percepción de terceros</w:t>
       </w:r>
     </w:p>
@@ -480,6 +880,388 @@
         <w:t xml:space="preserve">Indicador conductual (Fase 1): </w:t>
       </w:r>
       <w:r>
+        <w:t xml:space="preserve">Frecuencia declarada de infracciones menores (tránsito, reglamentos internos, normas de convivencia).</w:t>
+      </w:r>
+    </w:p>
+    <w:p>
+      <w:pPr>
+        <w:spacing w:after="90"/>
+      </w:pPr>
+      <w:r>
+        <w:rPr>
+          <w:b/>
+          <w:bCs/>
+        </w:rPr>
+        <w:t xml:space="preserve">Pregunta completa (variante base): </w:t>
+      </w:r>
+      <w:r>
+        <w:t xml:space="preserve">En tu experiencia, ¿qué tan frecuente dirías que es que alguien que incumple una norma o un reglamento termine realmente sancionado por ello?</w:t>
+      </w:r>
+    </w:p>
+    <w:p>
+      <w:pPr>
+        <w:spacing w:after="60"/>
+      </w:pPr>
+      <w:r>
+        <w:rPr>
+          <w:b/>
+          <w:bCs/>
+        </w:rPr>
+        <w:t xml:space="preserve">Variantes de redacción (se muestra 1 al azar por aplicación):</w:t>
+      </w:r>
+    </w:p>
+    <w:p>
+      <w:pPr>
+        <w:spacing w:after="60"/>
+        <w:ind w:left="200"/>
+      </w:pPr>
+      <w:r>
+        <w:t xml:space="preserve">Variante 1 (base): En tu experiencia, ¿qué tan frecuente dirías que es que alguien que incumple una norma o un reglamento termine realmente sancionado por ello?</w:t>
+      </w:r>
+    </w:p>
+    <w:p>
+      <w:pPr>
+        <w:spacing w:after="60"/>
+        <w:ind w:left="200"/>
+      </w:pPr>
+      <w:r>
+        <w:t xml:space="preserve">Variante 2: Pensando en las personas de tu entorno laboral, ¿con qué frecuencia dirías que ocurre que alguien que incumple una norma o un reglamento termine realmente sancionado por ello?</w:t>
+      </w:r>
+    </w:p>
+    <w:p>
+      <w:pPr>
+        <w:spacing w:after="60"/>
+        <w:ind w:left="200"/>
+      </w:pPr>
+      <w:r>
+        <w:t xml:space="preserve">Variante 3: ¿Qué tan seguido dirías que observas que alguien que incumple una norma o un reglamento termine realmente sancionado por ello?</w:t>
+      </w:r>
+    </w:p>
+    <w:p>
+      <w:pPr>
+        <w:spacing w:after="60"/>
+        <w:ind w:left="200"/>
+      </w:pPr>
+      <w:r>
+        <w:t xml:space="preserve">Variante 4: Según lo que has visto, ¿qué tan común dirías que es que alguien que incumple una norma o un reglamento termine realmente sancionado por ello?</w:t>
+      </w:r>
+    </w:p>
+    <w:p>
+      <w:pPr>
+        <w:spacing w:after="60"/>
+        <w:ind w:left="200"/>
+      </w:pPr>
+      <w:r>
+        <w:t xml:space="preserve">Variante 5: En tu entorno, ¿qué tan frecuentemente dirías que sucede que alguien que incumple una norma o un reglamento termine realmente sancionado por ello?</w:t>
+      </w:r>
+    </w:p>
+    <w:p>
+      <w:pPr>
+        <w:spacing w:after="90"/>
+      </w:pPr>
+      <w:r>
+        <w:rPr>
+          <w:b/>
+          <w:bCs/>
+        </w:rPr>
+        <w:t xml:space="preserve">Opciones de respuesta y valor de cada una: </w:t>
+      </w:r>
+      <w:r>
+        <w:t xml:space="preserve">Nunca o muy raro (0) / Ocasionalmente (1) / Con cierta frecuencia (2) / Muy frecuentemente (3)</w:t>
+      </w:r>
+    </w:p>
+    <w:p>
+      <w:pPr>
+        <w:spacing w:after="90"/>
+      </w:pPr>
+      <w:r>
+        <w:rPr>
+          <w:b/>
+          <w:bCs/>
+        </w:rPr>
+        <w:t xml:space="preserve">Dirección: </w:t>
+      </w:r>
+      <w:r>
+        <w:t xml:space="preserve">Directo</w:t>
+      </w:r>
+    </w:p>
+    <w:p>
+      <w:pPr>
+        <w:spacing w:after="90"/>
+      </w:pPr>
+      <w:r>
+        <w:rPr>
+          <w:b/>
+          <w:bCs/>
+        </w:rPr>
+        <w:t xml:space="preserve">Respuesta de menor riesgo: </w:t>
+      </w:r>
+      <w:r>
+        <w:t xml:space="preserve">Nunca o muy raro (valor 0)</w:t>
+      </w:r>
+    </w:p>
+    <w:p>
+      <w:pPr>
+        <w:spacing w:after="90"/>
+      </w:pPr>
+      <w:r>
+        <w:rPr>
+          <w:b/>
+          <w:bCs/>
+        </w:rPr>
+        <w:t xml:space="preserve">Valor psicométrico (cómo se transforma la respuesta cruda): </w:t>
+      </w:r>
+      <w:r>
+        <w:t xml:space="preserve">Escala 0-3 según el orden de las opciones listado arriba; reactivo directo, sin inversión.</w:t>
+      </w:r>
+    </w:p>
+    <w:p>
+      <w:pPr>
+        <w:spacing w:after="90"/>
+      </w:pPr>
+      <w:r>
+        <w:rPr>
+          <w:b/>
+          <w:bCs/>
+        </w:rPr>
+        <w:t xml:space="preserve">Reactivos de contraste (par espejo): </w:t>
+      </w:r>
+      <w:r>
+        <w:t xml:space="preserve">R146 (par espejo 3 de la dimensión)</w:t>
+      </w:r>
+    </w:p>
+    <w:p>
+      <w:pPr>
+        <w:spacing w:after="100"/>
+      </w:pPr>
+    </w:p>
+    <w:p>
+      <w:pPr>
+        <w:pStyle w:val="Heading3"/>
+        <w:spacing w:after="100" w:before="200"/>
+      </w:pPr>
+      <w:r>
+        <w:t xml:space="preserve">R146 — Opinión/Actitud — indicador 3 (Frecuencia declarada de infracciones menores (tránsito, reglamentos in…)</w:t>
+      </w:r>
+    </w:p>
+    <w:p>
+      <w:pPr>
+        <w:spacing w:after="90"/>
+      </w:pPr>
+      <w:r>
+        <w:rPr>
+          <w:b/>
+          <w:bCs/>
+        </w:rPr>
+        <w:t xml:space="preserve">Tipo de reactivo: </w:t>
+      </w:r>
+      <w:r>
+        <w:t xml:space="preserve">1-Opinión/Actitud</w:t>
+      </w:r>
+    </w:p>
+    <w:p>
+      <w:pPr>
+        <w:spacing w:after="90"/>
+      </w:pPr>
+      <w:r>
+        <w:rPr>
+          <w:b/>
+          <w:bCs/>
+        </w:rPr>
+        <w:t xml:space="preserve">Indicador conductual (Fase 1): </w:t>
+      </w:r>
+      <w:r>
+        <w:t xml:space="preserve">Frecuencia declarada de infracciones menores (tránsito, reglamentos internos, normas de convivencia).</w:t>
+      </w:r>
+    </w:p>
+    <w:p>
+      <w:pPr>
+        <w:spacing w:after="90"/>
+      </w:pPr>
+      <w:r>
+        <w:rPr>
+          <w:b/>
+          <w:bCs/>
+        </w:rPr>
+        <w:t xml:space="preserve">Pregunta completa (variante base): </w:t>
+      </w:r>
+      <w:r>
+        <w:t xml:space="preserve">¿Qué tan de acuerdo estás con la siguiente idea: "La mayoría de las normas o reglamentos existen más como formalidad que como algo que realmente haya que cumplir siempre"?</w:t>
+      </w:r>
+    </w:p>
+    <w:p>
+      <w:pPr>
+        <w:spacing w:after="60"/>
+      </w:pPr>
+      <w:r>
+        <w:rPr>
+          <w:b/>
+          <w:bCs/>
+        </w:rPr>
+        <w:t xml:space="preserve">Variantes de redacción (se muestra 1 al azar por aplicación):</w:t>
+      </w:r>
+    </w:p>
+    <w:p>
+      <w:pPr>
+        <w:spacing w:after="60"/>
+        <w:ind w:left="200"/>
+      </w:pPr>
+      <w:r>
+        <w:t xml:space="preserve">Variante 1 (base): ¿Qué tan de acuerdo estás con la siguiente idea: "La mayoría de las normas o reglamentos existen más como formalidad que como algo que realmente haya que cumplir siempre"?</w:t>
+      </w:r>
+    </w:p>
+    <w:p>
+      <w:pPr>
+        <w:spacing w:after="60"/>
+        <w:ind w:left="200"/>
+      </w:pPr>
+      <w:r>
+        <w:t xml:space="preserve">Variante 2: En términos generales, ¿qué tan de acuerdo o en desacuerdo estás con esta afirmación: "La mayoría de las normas o reglamentos existen más como formalidad que como algo que realmente haya que cumplir siempre"?</w:t>
+      </w:r>
+    </w:p>
+    <w:p>
+      <w:pPr>
+        <w:spacing w:after="60"/>
+        <w:ind w:left="200"/>
+      </w:pPr>
+      <w:r>
+        <w:t xml:space="preserve">Variante 3: Lee la siguiente frase e indica tu nivel de acuerdo: "La mayoría de las normas o reglamentos existen más como formalidad que como algo que realmente haya que cumplir siempre".</w:t>
+      </w:r>
+    </w:p>
+    <w:p>
+      <w:pPr>
+        <w:spacing w:after="60"/>
+        <w:ind w:left="200"/>
+      </w:pPr>
+      <w:r>
+        <w:t xml:space="preserve">Variante 4: ¿Hasta qué punto compartes esta forma de pensar: "La mayoría de las normas o reglamentos existen más como formalidad que como algo que realmente haya que cumplir siempre"?</w:t>
+      </w:r>
+    </w:p>
+    <w:p>
+      <w:pPr>
+        <w:spacing w:after="60"/>
+        <w:ind w:left="200"/>
+      </w:pPr>
+      <w:r>
+        <w:t xml:space="preserve">Variante 5: Marca qué tan de acuerdo estás con la siguiente idea: "La mayoría de las normas o reglamentos existen más como formalidad que como algo que realmente haya que cumplir siempre".</w:t>
+      </w:r>
+    </w:p>
+    <w:p>
+      <w:pPr>
+        <w:spacing w:after="90"/>
+      </w:pPr>
+      <w:r>
+        <w:rPr>
+          <w:b/>
+          <w:bCs/>
+        </w:rPr>
+        <w:t xml:space="preserve">Opciones de respuesta y valor de cada una: </w:t>
+      </w:r>
+      <w:r>
+        <w:t xml:space="preserve">Totalmente en desacuerdo (0) / En desacuerdo (1) / Algo de acuerdo (2) / De acuerdo (3) / Totalmente de acuerdo (4)</w:t>
+      </w:r>
+    </w:p>
+    <w:p>
+      <w:pPr>
+        <w:spacing w:after="90"/>
+      </w:pPr>
+      <w:r>
+        <w:rPr>
+          <w:b/>
+          <w:bCs/>
+        </w:rPr>
+        <w:t xml:space="preserve">Dirección: </w:t>
+      </w:r>
+      <w:r>
+        <w:t xml:space="preserve">Directo</w:t>
+      </w:r>
+    </w:p>
+    <w:p>
+      <w:pPr>
+        <w:spacing w:after="90"/>
+      </w:pPr>
+      <w:r>
+        <w:rPr>
+          <w:b/>
+          <w:bCs/>
+        </w:rPr>
+        <w:t xml:space="preserve">Respuesta de menor riesgo: </w:t>
+      </w:r>
+      <w:r>
+        <w:t xml:space="preserve">Totalmente en desacuerdo (valor 0)</w:t>
+      </w:r>
+    </w:p>
+    <w:p>
+      <w:pPr>
+        <w:spacing w:after="90"/>
+      </w:pPr>
+      <w:r>
+        <w:rPr>
+          <w:b/>
+          <w:bCs/>
+        </w:rPr>
+        <w:t xml:space="preserve">Valor psicométrico (cómo se transforma la respuesta cruda): </w:t>
+      </w:r>
+      <w:r>
+        <w:t xml:space="preserve">Escala 0-4 según el orden de las opciones listado arriba; reactivo directo, sin inversión.</w:t>
+      </w:r>
+    </w:p>
+    <w:p>
+      <w:pPr>
+        <w:spacing w:after="90"/>
+      </w:pPr>
+      <w:r>
+        <w:rPr>
+          <w:b/>
+          <w:bCs/>
+        </w:rPr>
+        <w:t xml:space="preserve">Reactivos de contraste (par espejo): </w:t>
+      </w:r>
+      <w:r>
+        <w:t xml:space="preserve">R145 (par espejo 3 de la dimensión)</w:t>
+      </w:r>
+    </w:p>
+    <w:p>
+      <w:pPr>
+        <w:spacing w:after="100"/>
+      </w:pPr>
+    </w:p>
+    <w:p>
+      <w:pPr>
+        <w:pStyle w:val="Heading3"/>
+        <w:spacing w:after="100" w:before="200"/>
+      </w:pPr>
+      <w:r>
+        <w:t xml:space="preserve">R147 — Involucramiento pasado — indicador 4 (Percepción de baja probabilidad de sanción por incumplir normas.)</w:t>
+      </w:r>
+    </w:p>
+    <w:p>
+      <w:pPr>
+        <w:spacing w:after="90"/>
+      </w:pPr>
+      <w:r>
+        <w:rPr>
+          <w:b/>
+          <w:bCs/>
+        </w:rPr>
+        <w:t xml:space="preserve">Tipo de reactivo: </w:t>
+      </w:r>
+      <w:r>
+        <w:t xml:space="preserve">3-Involucramiento pasado</w:t>
+      </w:r>
+    </w:p>
+    <w:p>
+      <w:pPr>
+        <w:spacing w:after="90"/>
+      </w:pPr>
+      <w:r>
+        <w:rPr>
+          <w:b/>
+          <w:bCs/>
+        </w:rPr>
+        <w:t xml:space="preserve">Indicador conductual (Fase 1): </w:t>
+      </w:r>
+      <w:r>
         <w:t xml:space="preserve">Percepción de baja probabilidad de sanción por incumplir normas.</w:t>
       </w:r>
     </w:p>
@@ -495,7 +1277,7 @@
         <w:t xml:space="preserve">Pregunta completa (variante base): </w:t>
       </w:r>
       <w:r>
-        <w:t xml:space="preserve">En tu experiencia, ¿qué tan frecuente dirías que es que alguien que incumple una norma o reglamento termine realmente sancionado por ello?</w:t>
+        <w:t xml:space="preserve">En tu último año de actividad laboral, ¿cuántas veces incumpliste una norma pensando que la probabilidad de que te sancionaran por eso era muy baja?</w:t>
       </w:r>
     </w:p>
     <w:p>
@@ -516,34 +1298,43 @@
         <w:ind w:left="200"/>
       </w:pPr>
       <w:r>
-        <w:t xml:space="preserve">Variante 1 (base): En tu experiencia, ¿qué tan frecuente dirías que es que alguien que incumple una norma o reglamento termine realmente sancionado por ello?</w:t>
-      </w:r>
-    </w:p>
-    <w:p>
-      <w:pPr>
-        <w:spacing w:after="60"/>
-        <w:ind w:left="200"/>
-      </w:pPr>
-      <w:r>
-        <w:t xml:space="preserve">Variante 2: En tu experiencia, ¿qué tan frecuente dirías que es que las personas de tu entorno se salten una norma de tránsito cuando no hay nadie vigilando?</w:t>
-      </w:r>
-    </w:p>
-    <w:p>
-      <w:pPr>
-        <w:spacing w:after="60"/>
-        <w:ind w:left="200"/>
-      </w:pPr>
-      <w:r>
-        <w:t xml:space="preserve">Variante 3: En tu experiencia, ¿qué tan frecuente dirías que es que las personas de tu trabajo ignoren un protocolo o reglamento interno cuando les resulta incómodo?</w:t>
-      </w:r>
-    </w:p>
-    <w:p>
-      <w:pPr>
-        <w:spacing w:after="60"/>
-        <w:ind w:left="200"/>
-      </w:pPr>
-      <w:r>
-        <w:t xml:space="preserve">Variante 4: En tu experiencia, ¿qué tan frecuente dirías que es que alguien se salte una fila o un turno establecido cuando cree que su caso es más urgente?</w:t>
+        <w:t xml:space="preserve">Variante 1 (base): En tu último año de actividad laboral, ¿cuántas veces incumpliste una norma pensando que la probabilidad de que te sancionaran por eso era muy baja?</w:t>
+      </w:r>
+    </w:p>
+    <w:p>
+      <w:pPr>
+        <w:spacing w:after="60"/>
+        <w:ind w:left="200"/>
+      </w:pPr>
+      <w:r>
+        <w:t xml:space="preserve">Variante 2: Pensando en los últimos 12 meses, ¿cuántas veces incumpliste una norma pensando que la probabilidad de que te sancionaran por eso era muy baja?</w:t>
+      </w:r>
+    </w:p>
+    <w:p>
+      <w:pPr>
+        <w:spacing w:after="60"/>
+        <w:ind w:left="200"/>
+      </w:pPr>
+      <w:r>
+        <w:t xml:space="preserve">Variante 3: ¿Con qué frecuencia, en tu historial reciente, incumpliste una norma pensando que la probabilidad de que te sancionaran por eso era muy baja?</w:t>
+      </w:r>
+    </w:p>
+    <w:p>
+      <w:pPr>
+        <w:spacing w:after="60"/>
+        <w:ind w:left="200"/>
+      </w:pPr>
+      <w:r>
+        <w:t xml:space="preserve">Variante 4: En el último año, ¿cuántas veces te ha ocurrido que incumpliste una norma pensando que la probabilidad de que te sancionaran por eso era muy baja?</w:t>
+      </w:r>
+    </w:p>
+    <w:p>
+      <w:pPr>
+        <w:spacing w:after="60"/>
+        <w:ind w:left="200"/>
+      </w:pPr>
+      <w:r>
+        <w:t xml:space="preserve">Variante 5: Durante el último año, ¿cuántas veces incumpliste una norma pensando que la probabilidad de que te sancionaran por eso era muy baja?</w:t>
       </w:r>
     </w:p>
     <w:p>
@@ -558,7 +1349,7 @@
         <w:t xml:space="preserve">Opciones de respuesta y valor de cada una: </w:t>
       </w:r>
       <w:r>
-        <w:t xml:space="preserve">Muy frecuente (0) / Con cierta frecuencia (1) / Ocasionalmente (2) / Nunca o muy raro (3)</w:t>
+        <w:t xml:space="preserve">Ninguna vez (0) / Una vez (1) / Pocas veces (2) / Varias veces (3) / Muchas veces o de forma habitual (4)</w:t>
       </w:r>
     </w:p>
     <w:p>
@@ -588,7 +1379,7 @@
         <w:t xml:space="preserve">Respuesta de menor riesgo: </w:t>
       </w:r>
       <w:r>
-        <w:t xml:space="preserve">Muy frecuente (valor 0)</w:t>
+        <w:t xml:space="preserve">Ninguna vez (valor 0)</w:t>
       </w:r>
     </w:p>
     <w:p>
@@ -603,6 +1394,388 @@
         <w:t xml:space="preserve">Valor psicométrico (cómo se transforma la respuesta cruda): </w:t>
       </w:r>
       <w:r>
+        <w:t xml:space="preserve">Escala 0-4 según el orden de las opciones listado arriba; reactivo directo, sin inversión.</w:t>
+      </w:r>
+    </w:p>
+    <w:p>
+      <w:pPr>
+        <w:spacing w:after="90"/>
+      </w:pPr>
+      <w:r>
+        <w:rPr>
+          <w:b/>
+          <w:bCs/>
+        </w:rPr>
+        <w:t xml:space="preserve">Reactivos de contraste (par espejo): </w:t>
+      </w:r>
+      <w:r>
+        <w:t xml:space="preserve">R148 (par espejo 4 de la dimensión)</w:t>
+      </w:r>
+    </w:p>
+    <w:p>
+      <w:pPr>
+        <w:spacing w:after="100"/>
+      </w:pPr>
+    </w:p>
+    <w:p>
+      <w:pPr>
+        <w:pStyle w:val="Heading3"/>
+        <w:spacing w:after="100" w:before="200"/>
+      </w:pPr>
+      <w:r>
+        <w:t xml:space="preserve">R148 — Intención futura — indicador 4 (Percepción de baja probabilidad de sanción por incumplir normas.)</w:t>
+      </w:r>
+    </w:p>
+    <w:p>
+      <w:pPr>
+        <w:spacing w:after="90"/>
+      </w:pPr>
+      <w:r>
+        <w:rPr>
+          <w:b/>
+          <w:bCs/>
+        </w:rPr>
+        <w:t xml:space="preserve">Tipo de reactivo: </w:t>
+      </w:r>
+      <w:r>
+        <w:t xml:space="preserve">6-Intención futura</w:t>
+      </w:r>
+    </w:p>
+    <w:p>
+      <w:pPr>
+        <w:spacing w:after="90"/>
+      </w:pPr>
+      <w:r>
+        <w:rPr>
+          <w:b/>
+          <w:bCs/>
+        </w:rPr>
+        <w:t xml:space="preserve">Indicador conductual (Fase 1): </w:t>
+      </w:r>
+      <w:r>
+        <w:t xml:space="preserve">Percepción de baja probabilidad de sanción por incumplir normas.</w:t>
+      </w:r>
+    </w:p>
+    <w:p>
+      <w:pPr>
+        <w:spacing w:after="90"/>
+      </w:pPr>
+      <w:r>
+        <w:rPr>
+          <w:b/>
+          <w:bCs/>
+        </w:rPr>
+        <w:t xml:space="preserve">Pregunta completa (variante base): </w:t>
+      </w:r>
+      <w:r>
+        <w:t xml:space="preserve">Si supieras con certeza que el riesgo de sanción por incumplir una norma es muy bajo, ¿qué tan de acuerdo estás con que de todas formas la cumplirías?</w:t>
+      </w:r>
+    </w:p>
+    <w:p>
+      <w:pPr>
+        <w:spacing w:after="60"/>
+      </w:pPr>
+      <w:r>
+        <w:rPr>
+          <w:b/>
+          <w:bCs/>
+        </w:rPr>
+        <w:t xml:space="preserve">Variantes de redacción (se muestra 1 al azar por aplicación):</w:t>
+      </w:r>
+    </w:p>
+    <w:p>
+      <w:pPr>
+        <w:spacing w:after="60"/>
+        <w:ind w:left="200"/>
+      </w:pPr>
+      <w:r>
+        <w:t xml:space="preserve">Variante 1 (base): Si supieras con certeza que el riesgo de sanción por incumplir una norma es muy bajo, ¿qué tan de acuerdo estás con que de todas formas la cumplirías?</w:t>
+      </w:r>
+    </w:p>
+    <w:p>
+      <w:pPr>
+        <w:spacing w:after="60"/>
+        <w:ind w:left="200"/>
+      </w:pPr>
+      <w:r>
+        <w:t xml:space="preserve">Variante 2: Imagina que supieras con certeza que el riesgo de sanción por incumplir una norma es muy bajo. ¿Qué tan de acuerdo estás con que de todas formas la cumplirías?</w:t>
+      </w:r>
+    </w:p>
+    <w:p>
+      <w:pPr>
+        <w:spacing w:after="60"/>
+        <w:ind w:left="200"/>
+      </w:pPr>
+      <w:r>
+        <w:t xml:space="preserve">Variante 3: Ante esta situación: supieras con certeza que el riesgo de sanción por incumplir una norma es muy bajo, ¿qué tan de acuerdo estás con que de todas formas la cumplirías?</w:t>
+      </w:r>
+    </w:p>
+    <w:p>
+      <w:pPr>
+        <w:spacing w:after="60"/>
+        <w:ind w:left="200"/>
+      </w:pPr>
+      <w:r>
+        <w:t xml:space="preserve">Variante 4: Supón que supieras con certeza que el riesgo de sanción por incumplir una norma es muy bajo. ¿Qué tan de acuerdo estás en que de todas formas la cumplirías?</w:t>
+      </w:r>
+    </w:p>
+    <w:p>
+      <w:pPr>
+        <w:spacing w:after="60"/>
+        <w:ind w:left="200"/>
+      </w:pPr>
+      <w:r>
+        <w:t xml:space="preserve">Variante 5: Supieras con certeza que el riesgo de sanción por incumplir una norma es muy bajo. ¿Qué tan de acuerdo estás con que de todas formas la cumplirías?</w:t>
+      </w:r>
+    </w:p>
+    <w:p>
+      <w:pPr>
+        <w:spacing w:after="90"/>
+      </w:pPr>
+      <w:r>
+        <w:rPr>
+          <w:b/>
+          <w:bCs/>
+        </w:rPr>
+        <w:t xml:space="preserve">Opciones de respuesta y valor de cada una: </w:t>
+      </w:r>
+      <w:r>
+        <w:t xml:space="preserve">Totalmente en desacuerdo (0) / En desacuerdo (1) / Algo de acuerdo (2) / De acuerdo (3) / Totalmente de acuerdo (4)</w:t>
+      </w:r>
+    </w:p>
+    <w:p>
+      <w:pPr>
+        <w:spacing w:after="90"/>
+      </w:pPr>
+      <w:r>
+        <w:rPr>
+          <w:b/>
+          <w:bCs/>
+        </w:rPr>
+        <w:t xml:space="preserve">Dirección: </w:t>
+      </w:r>
+      <w:r>
+        <w:t xml:space="preserve">Inverso</w:t>
+      </w:r>
+    </w:p>
+    <w:p>
+      <w:pPr>
+        <w:spacing w:after="90"/>
+      </w:pPr>
+      <w:r>
+        <w:rPr>
+          <w:b/>
+          <w:bCs/>
+        </w:rPr>
+        <w:t xml:space="preserve">Respuesta de menor riesgo: </w:t>
+      </w:r>
+      <w:r>
+        <w:t xml:space="preserve">Totalmente de acuerdo (valor 4)</w:t>
+      </w:r>
+    </w:p>
+    <w:p>
+      <w:pPr>
+        <w:spacing w:after="90"/>
+      </w:pPr>
+      <w:r>
+        <w:rPr>
+          <w:b/>
+          <w:bCs/>
+        </w:rPr>
+        <w:t xml:space="preserve">Valor psicométrico (cómo se transforma la respuesta cruda): </w:t>
+      </w:r>
+      <w:r>
+        <w:t xml:space="preserve">Escala 0-4 según el orden de las opciones listado arriba; reactivo inverso: el valor de reactivo se calcula como 4 menos la respuesta cruda.</w:t>
+      </w:r>
+    </w:p>
+    <w:p>
+      <w:pPr>
+        <w:spacing w:after="90"/>
+      </w:pPr>
+      <w:r>
+        <w:rPr>
+          <w:b/>
+          <w:bCs/>
+        </w:rPr>
+        <w:t xml:space="preserve">Reactivos de contraste (par espejo): </w:t>
+      </w:r>
+      <w:r>
+        <w:t xml:space="preserve">R147 (par espejo 4 de la dimensión)</w:t>
+      </w:r>
+    </w:p>
+    <w:p>
+      <w:pPr>
+        <w:spacing w:after="100"/>
+      </w:pPr>
+    </w:p>
+    <w:p>
+      <w:pPr>
+        <w:pStyle w:val="Heading3"/>
+        <w:spacing w:after="100" w:before="200"/>
+      </w:pPr>
+      <w:r>
+        <w:t xml:space="preserve">R149 — Escenario/dilema — indicador 1 (Actitud favorable hacia "saltarse" reglas cuando resulta conveniente.)</w:t>
+      </w:r>
+    </w:p>
+    <w:p>
+      <w:pPr>
+        <w:spacing w:after="90"/>
+      </w:pPr>
+      <w:r>
+        <w:rPr>
+          <w:b/>
+          <w:bCs/>
+        </w:rPr>
+        <w:t xml:space="preserve">Tipo de reactivo: </w:t>
+      </w:r>
+      <w:r>
+        <w:t xml:space="preserve">4-Escenario/dilema</w:t>
+      </w:r>
+    </w:p>
+    <w:p>
+      <w:pPr>
+        <w:spacing w:after="90"/>
+      </w:pPr>
+      <w:r>
+        <w:rPr>
+          <w:b/>
+          <w:bCs/>
+        </w:rPr>
+        <w:t xml:space="preserve">Indicador conductual (Fase 1): </w:t>
+      </w:r>
+      <w:r>
+        <w:t xml:space="preserve">Actitud favorable hacia "saltarse" reglas cuando resulta conveniente.</w:t>
+      </w:r>
+    </w:p>
+    <w:p>
+      <w:pPr>
+        <w:spacing w:after="90"/>
+      </w:pPr>
+      <w:r>
+        <w:rPr>
+          <w:b/>
+          <w:bCs/>
+        </w:rPr>
+        <w:t xml:space="preserve">Pregunta completa (variante base): </w:t>
+      </w:r>
+      <w:r>
+        <w:t xml:space="preserve">Imagina que una norma o un reglamento te resulta particularmente inconveniente en una situación específica, y es poco probable que alguien note si no la cumples. ¿Qué tan probable es que decidas no cumplirla?</w:t>
+      </w:r>
+    </w:p>
+    <w:p>
+      <w:pPr>
+        <w:spacing w:after="60"/>
+      </w:pPr>
+      <w:r>
+        <w:rPr>
+          <w:b/>
+          <w:bCs/>
+        </w:rPr>
+        <w:t xml:space="preserve">Variantes de redacción (se muestra 1 al azar por aplicación):</w:t>
+      </w:r>
+    </w:p>
+    <w:p>
+      <w:pPr>
+        <w:spacing w:after="60"/>
+        <w:ind w:left="200"/>
+      </w:pPr>
+      <w:r>
+        <w:t xml:space="preserve">Variante 1 (base): Imagina que una norma o un reglamento te resulta particularmente inconveniente en una situación específica, y es poco probable que alguien note si no la cumples. ¿Qué tan probable es que decidas no cumplirla?</w:t>
+      </w:r>
+    </w:p>
+    <w:p>
+      <w:pPr>
+        <w:spacing w:after="60"/>
+        <w:ind w:left="200"/>
+      </w:pPr>
+      <w:r>
+        <w:t xml:space="preserve">Variante 2: Supón que una norma o un reglamento te resulta particularmente inconveniente en una situación específica, y es poco probable que alguien note si no la cumples. ¿Qué tan probable es que decidas no cumplirla?</w:t>
+      </w:r>
+    </w:p>
+    <w:p>
+      <w:pPr>
+        <w:spacing w:after="60"/>
+        <w:ind w:left="200"/>
+      </w:pPr>
+      <w:r>
+        <w:t xml:space="preserve">Variante 3: Piensa en la siguiente situación: una norma o un reglamento te resulta particularmente inconveniente en una situación específica, y es poco probable que alguien note si no la cumples. ¿Qué tan probable es que decidas no cumplirla?</w:t>
+      </w:r>
+    </w:p>
+    <w:p>
+      <w:pPr>
+        <w:spacing w:after="60"/>
+        <w:ind w:left="200"/>
+      </w:pPr>
+      <w:r>
+        <w:t xml:space="preserve">Variante 4: Si te encontraras en esta situación: una norma o un reglamento te resulta particularmente inconveniente en una situación específica, y es poco probable que alguien note si no la cumples, ¿qué tan probable es que decidas no cumplirla?</w:t>
+      </w:r>
+    </w:p>
+    <w:p>
+      <w:pPr>
+        <w:spacing w:after="60"/>
+        <w:ind w:left="200"/>
+      </w:pPr>
+      <w:r>
+        <w:t xml:space="preserve">Variante 5: Una norma o un reglamento te resulta particularmente inconveniente en una situación específica, y es poco probable que alguien note si no la cumples. ¿Qué tan probable dirías que es que decidas no cumplirla?</w:t>
+      </w:r>
+    </w:p>
+    <w:p>
+      <w:pPr>
+        <w:spacing w:after="90"/>
+      </w:pPr>
+      <w:r>
+        <w:rPr>
+          <w:b/>
+          <w:bCs/>
+        </w:rPr>
+        <w:t xml:space="preserve">Opciones de respuesta y valor de cada una: </w:t>
+      </w:r>
+      <w:r>
+        <w:t xml:space="preserve">Nada probable (0) / Poco probable (1) / Algo probable (2) / Muy probable (3)</w:t>
+      </w:r>
+    </w:p>
+    <w:p>
+      <w:pPr>
+        <w:spacing w:after="90"/>
+      </w:pPr>
+      <w:r>
+        <w:rPr>
+          <w:b/>
+          <w:bCs/>
+        </w:rPr>
+        <w:t xml:space="preserve">Dirección: </w:t>
+      </w:r>
+      <w:r>
+        <w:t xml:space="preserve">Directo</w:t>
+      </w:r>
+    </w:p>
+    <w:p>
+      <w:pPr>
+        <w:spacing w:after="90"/>
+      </w:pPr>
+      <w:r>
+        <w:rPr>
+          <w:b/>
+          <w:bCs/>
+        </w:rPr>
+        <w:t xml:space="preserve">Respuesta de menor riesgo: </w:t>
+      </w:r>
+      <w:r>
+        <w:t xml:space="preserve">Nada probable (valor 0)</w:t>
+      </w:r>
+    </w:p>
+    <w:p>
+      <w:pPr>
+        <w:spacing w:after="90"/>
+      </w:pPr>
+      <w:r>
+        <w:rPr>
+          <w:b/>
+          <w:bCs/>
+        </w:rPr>
+        <w:t xml:space="preserve">Valor psicométrico (cómo se transforma la respuesta cruda): </w:t>
+      </w:r>
+      <w:r>
         <w:t xml:space="preserve">Escala 0-3 según el orden de las opciones listado arriba; reactivo directo, sin inversión.</w:t>
       </w:r>
     </w:p>
@@ -618,7 +1791,198 @@
         <w:t xml:space="preserve">Reactivos de contraste (par espejo): </w:t>
       </w:r>
       <w:r>
-        <w:t xml:space="preserve">No aplica (las dimensiones Contextuales no tienen par espejo obligatorio, Fase 2 Sección 6).</w:t>
+        <w:t xml:space="preserve">R150 (par espejo 5 de la dimensión)</w:t>
+      </w:r>
+    </w:p>
+    <w:p>
+      <w:pPr>
+        <w:spacing w:after="100"/>
+      </w:pPr>
+    </w:p>
+    <w:p>
+      <w:pPr>
+        <w:pStyle w:val="Heading3"/>
+        <w:spacing w:after="100" w:before="200"/>
+      </w:pPr>
+      <w:r>
+        <w:t xml:space="preserve">R150 — Percepción de terceros — indicador 1 (Actitud favorable hacia "saltarse" reglas cuando resulta conveniente.)</w:t>
+      </w:r>
+    </w:p>
+    <w:p>
+      <w:pPr>
+        <w:spacing w:after="90"/>
+      </w:pPr>
+      <w:r>
+        <w:rPr>
+          <w:b/>
+          <w:bCs/>
+        </w:rPr>
+        <w:t xml:space="preserve">Tipo de reactivo: </w:t>
+      </w:r>
+      <w:r>
+        <w:t xml:space="preserve">2-Percepción de terceros</w:t>
+      </w:r>
+    </w:p>
+    <w:p>
+      <w:pPr>
+        <w:spacing w:after="90"/>
+      </w:pPr>
+      <w:r>
+        <w:rPr>
+          <w:b/>
+          <w:bCs/>
+        </w:rPr>
+        <w:t xml:space="preserve">Indicador conductual (Fase 1): </w:t>
+      </w:r>
+      <w:r>
+        <w:t xml:space="preserve">Actitud favorable hacia "saltarse" reglas cuando resulta conveniente.</w:t>
+      </w:r>
+    </w:p>
+    <w:p>
+      <w:pPr>
+        <w:spacing w:after="90"/>
+      </w:pPr>
+      <w:r>
+        <w:rPr>
+          <w:b/>
+          <w:bCs/>
+        </w:rPr>
+        <w:t xml:space="preserve">Pregunta completa (variante base): </w:t>
+      </w:r>
+      <w:r>
+        <w:t xml:space="preserve">En tu experiencia, ¿qué tan frecuente dirías que es que las personas de tu entorno se salten una regla o un reglamento cuando les resulta conveniente?</w:t>
+      </w:r>
+    </w:p>
+    <w:p>
+      <w:pPr>
+        <w:spacing w:after="60"/>
+      </w:pPr>
+      <w:r>
+        <w:rPr>
+          <w:b/>
+          <w:bCs/>
+        </w:rPr>
+        <w:t xml:space="preserve">Variantes de redacción (se muestra 1 al azar por aplicación):</w:t>
+      </w:r>
+    </w:p>
+    <w:p>
+      <w:pPr>
+        <w:spacing w:after="60"/>
+        <w:ind w:left="200"/>
+      </w:pPr>
+      <w:r>
+        <w:t xml:space="preserve">Variante 1 (base): En tu experiencia, ¿qué tan frecuente dirías que es que las personas de tu entorno se salten una regla o un reglamento cuando les resulta conveniente?</w:t>
+      </w:r>
+    </w:p>
+    <w:p>
+      <w:pPr>
+        <w:spacing w:after="60"/>
+        <w:ind w:left="200"/>
+      </w:pPr>
+      <w:r>
+        <w:t xml:space="preserve">Variante 2: Pensando en las personas de tu entorno laboral, ¿con qué frecuencia dirías que ocurre que las personas de tu entorno se salten una regla o un reglamento cuando les resulta conveniente?</w:t>
+      </w:r>
+    </w:p>
+    <w:p>
+      <w:pPr>
+        <w:spacing w:after="60"/>
+        <w:ind w:left="200"/>
+      </w:pPr>
+      <w:r>
+        <w:t xml:space="preserve">Variante 3: ¿Qué tan seguido dirías que observas que las personas de tu entorno se salten una regla o un reglamento cuando les resulta conveniente?</w:t>
+      </w:r>
+    </w:p>
+    <w:p>
+      <w:pPr>
+        <w:spacing w:after="60"/>
+        <w:ind w:left="200"/>
+      </w:pPr>
+      <w:r>
+        <w:t xml:space="preserve">Variante 4: Según lo que has visto, ¿qué tan común dirías que es que las personas de tu entorno se salten una regla o un reglamento cuando les resulta conveniente?</w:t>
+      </w:r>
+    </w:p>
+    <w:p>
+      <w:pPr>
+        <w:spacing w:after="60"/>
+        <w:ind w:left="200"/>
+      </w:pPr>
+      <w:r>
+        <w:t xml:space="preserve">Variante 5: En tu entorno, ¿qué tan frecuentemente dirías que sucede que las personas de tu entorno se salten una regla o un reglamento cuando les resulta conveniente?</w:t>
+      </w:r>
+    </w:p>
+    <w:p>
+      <w:pPr>
+        <w:spacing w:after="90"/>
+      </w:pPr>
+      <w:r>
+        <w:rPr>
+          <w:b/>
+          <w:bCs/>
+        </w:rPr>
+        <w:t xml:space="preserve">Opciones de respuesta y valor de cada una: </w:t>
+      </w:r>
+      <w:r>
+        <w:t xml:space="preserve">Nunca o muy raro (0) / Ocasionalmente (1) / Con cierta frecuencia (2) / Muy frecuentemente (3)</w:t>
+      </w:r>
+    </w:p>
+    <w:p>
+      <w:pPr>
+        <w:spacing w:after="90"/>
+      </w:pPr>
+      <w:r>
+        <w:rPr>
+          <w:b/>
+          <w:bCs/>
+        </w:rPr>
+        <w:t xml:space="preserve">Dirección: </w:t>
+      </w:r>
+      <w:r>
+        <w:t xml:space="preserve">Directo</w:t>
+      </w:r>
+    </w:p>
+    <w:p>
+      <w:pPr>
+        <w:spacing w:after="90"/>
+      </w:pPr>
+      <w:r>
+        <w:rPr>
+          <w:b/>
+          <w:bCs/>
+        </w:rPr>
+        <w:t xml:space="preserve">Respuesta de menor riesgo: </w:t>
+      </w:r>
+      <w:r>
+        <w:t xml:space="preserve">Nunca o muy raro (valor 0)</w:t>
+      </w:r>
+    </w:p>
+    <w:p>
+      <w:pPr>
+        <w:spacing w:after="90"/>
+      </w:pPr>
+      <w:r>
+        <w:rPr>
+          <w:b/>
+          <w:bCs/>
+        </w:rPr>
+        <w:t xml:space="preserve">Valor psicométrico (cómo se transforma la respuesta cruda): </w:t>
+      </w:r>
+      <w:r>
+        <w:t xml:space="preserve">Escala 0-3 según el orden de las opciones listado arriba; reactivo directo, sin inversión.</w:t>
+      </w:r>
+    </w:p>
+    <w:p>
+      <w:pPr>
+        <w:spacing w:after="90"/>
+      </w:pPr>
+      <w:r>
+        <w:rPr>
+          <w:b/>
+          <w:bCs/>
+        </w:rPr>
+        <w:t xml:space="preserve">Reactivos de contraste (par espejo): </w:t>
+      </w:r>
+      <w:r>
+        <w:t xml:space="preserve">R149 (par espejo 5 de la dimensión)</w:t>
       </w:r>
     </w:p>
     <w:p>
